--- a/New_Outputs/composites/stats_header/Composite_Fig3_NRS_PC2_by_HT4_HT6.docx
+++ b/New_Outputs/composites/stats_header/Composite_Fig3_NRS_PC2_by_HT4_HT6.docx
@@ -10,7 +10,7 @@
         <w:rPr/>
         <w:drawing>
           <wp:inline distT="0" distB="0" distL="0" distR="0">
-            <wp:extent cx="5943600" cy="3820365"/>
+            <wp:extent cx="5943600" cy="3882915"/>
             <wp:docPr id="1" name="" descr=""/>
             <wp:cNvGraphicFramePr>
               <a:graphicFrameLocks xmlns:a="http://schemas.openxmlformats.org/drawingml/2006/main" noChangeAspect="1"/>
@@ -33,7 +33,7 @@
                   <pic:spPr bwMode="auto">
                     <a:xfrm>
                       <a:off x="0" y="0"/>
-                      <a:ext cx="5943600" cy="3820365"/>
+                      <a:ext cx="5943600" cy="3882915"/>
                     </a:xfrm>
                     <a:prstGeom prst="rect">
                       <a:avLst/>
